--- a/plans/6th Grade Technology/Monthly Planning/2nd Trimester/6° Technology - July.docx
+++ b/plans/6th Grade Technology/Monthly Planning/2nd Trimester/6° Technology - July.docx
@@ -145,21 +145,11 @@
       </w:pPr>
       <w:r>
         <w:rPr>
+          <w:rFonts w:ascii="Arial" w:hAnsi="Arial"/>
           <w:b/>
-          <w:bCs/>
           <w:sz w:val="24"/>
-          <w:szCs w:val="24"/>
         </w:rPr>
-        <w:t xml:space="preserve">WEEKS: </w:t>
-      </w:r>
-      <w:r>
-        <w:rPr>
-          <w:b/>
-          <w:bCs/>
-          <w:sz w:val="24"/>
-          <w:szCs w:val="24"/>
-        </w:rPr>
-        <w:t>4</w:t>
+        <w:t>WEEKS: 5</w:t>
       </w:r>
     </w:p>
     <w:tbl>
@@ -345,36 +335,35 @@
             </w:pPr>
             <w:r>
               <w:rPr>
+                <w:rFonts w:ascii="Arial" w:hAnsi="Arial"/>
                 <w:b/>
-                <w:bCs/>
-                <w:sz w:val="24"/>
-                <w:szCs w:val="24"/>
+                <w:sz w:val="24"/>
               </w:rPr>
               <w:t>Competences:</w:t>
             </w:r>
             <w:r>
               <w:rPr>
-                <w:sz w:val="24"/>
-                <w:szCs w:val="24"/>
-              </w:rPr>
-              <w:br/>
-              <w:t>Create, test, and improve mBot programs that use movement, outputs, and simple repeated actions.</w:t>
-            </w:r>
-            <w:r>
-              <w:rPr>
-                <w:sz w:val="24"/>
-                <w:szCs w:val="24"/>
-              </w:rPr>
-              <w:br/>
-              <w:t>Describe how sensors provide input and how conditions can control robot responses.</w:t>
-            </w:r>
-            <w:r>
-              <w:rPr>
-                <w:sz w:val="24"/>
-                <w:szCs w:val="24"/>
-              </w:rPr>
-              <w:br/>
-              <w:t>Plan a small robot challenge with a clear goal, route or test area, commands, and success rule.</w:t>
+                <w:rFonts w:ascii="Arial" w:hAnsi="Arial"/>
+                <w:sz w:val="24"/>
+              </w:rPr>
+              <w:br/>
+              <w:t>Create, test, and improve mBot programs that use movement, outputs, and repeated actions.</w:t>
+            </w:r>
+            <w:r>
+              <w:rPr>
+                <w:rFonts w:ascii="Arial" w:hAnsi="Arial"/>
+                <w:sz w:val="24"/>
+              </w:rPr>
+              <w:br/>
+              <w:t>Describe how sensors provide input and how conditions control robot responses.</w:t>
+            </w:r>
+            <w:r>
+              <w:rPr>
+                <w:rFonts w:ascii="Arial" w:hAnsi="Arial"/>
+                <w:sz w:val="24"/>
+              </w:rPr>
+              <w:br/>
+              <w:t>Follow a teacher-assigned robot task with a defined sensor condition, two responses, and clear success criteria.</w:t>
             </w:r>
           </w:p>
         </w:tc>
@@ -393,63 +382,37 @@
                 <w:szCs w:val="24"/>
               </w:rPr>
             </w:pPr>
-          </w:p>
-          <w:p>
-            <w:pPr>
-              <w:spacing w:line="480" w:lineRule="auto"/>
-              <w:rPr>
-                <w:sz w:val="24"/>
-                <w:szCs w:val="24"/>
-              </w:rPr>
-            </w:pPr>
-            <w:r>
-              <w:rPr>
+            <w:r>
+              <w:rPr>
+                <w:rFonts w:ascii="Arial" w:hAnsi="Arial"/>
                 <w:b/>
-                <w:bCs/>
-                <w:sz w:val="24"/>
-                <w:szCs w:val="24"/>
+                <w:sz w:val="24"/>
               </w:rPr>
               <w:t>Learning Objectives:</w:t>
             </w:r>
             <w:r>
               <w:rPr>
-                <w:sz w:val="24"/>
-                <w:szCs w:val="24"/>
-              </w:rPr>
-              <w:br/>
-              <w:t xml:space="preserve">Program the </w:t>
-            </w:r>
-            <w:proofErr w:type="spellStart"/>
-            <w:r>
-              <w:rPr>
-                <w:sz w:val="24"/>
-                <w:szCs w:val="24"/>
-              </w:rPr>
-              <w:t>mBot</w:t>
-            </w:r>
-            <w:proofErr w:type="spellEnd"/>
-            <w:r>
-              <w:rPr>
-                <w:sz w:val="24"/>
-                <w:szCs w:val="24"/>
-              </w:rPr>
-              <w:t xml:space="preserve"> to follow simple routes using ordered commands, turns, timing, and speed.</w:t>
-            </w:r>
-            <w:r>
-              <w:rPr>
-                <w:sz w:val="24"/>
-                <w:szCs w:val="24"/>
-              </w:rPr>
-              <w:br/>
-              <w:t>Use loops, outputs, sensors, and if/then logic in guided robot tasks.</w:t>
-            </w:r>
-            <w:r>
-              <w:rPr>
-                <w:sz w:val="24"/>
-                <w:szCs w:val="24"/>
-              </w:rPr>
-              <w:br/>
-              <w:t>Draw route maps and condition flowcharts to explain and improve robot behavior.</w:t>
+                <w:rFonts w:ascii="Arial" w:hAnsi="Arial"/>
+                <w:sz w:val="24"/>
+              </w:rPr>
+              <w:br/>
+              <w:t>Program the mBot to follow simple routes using ordered commands, turns, timing, and speed.</w:t>
+            </w:r>
+            <w:r>
+              <w:rPr>
+                <w:rFonts w:ascii="Arial" w:hAnsi="Arial"/>
+                <w:sz w:val="24"/>
+              </w:rPr>
+              <w:br/>
+              <w:t>Use loops, ultrasonic sensor input, comparisons, and if/else logic in guided robot tasks.</w:t>
+            </w:r>
+            <w:r>
+              <w:rPr>
+                <w:rFonts w:ascii="Arial" w:hAnsi="Arial"/>
+                <w:sz w:val="24"/>
+              </w:rPr>
+              <w:br/>
+              <w:t>Create a complete flowchart and modify an assigned mBlock project to match its logic.</w:t>
             </w:r>
           </w:p>
         </w:tc>
@@ -468,63 +431,37 @@
                 <w:szCs w:val="24"/>
               </w:rPr>
             </w:pPr>
-          </w:p>
-          <w:p>
-            <w:pPr>
-              <w:spacing w:line="480" w:lineRule="auto"/>
-              <w:rPr>
-                <w:sz w:val="24"/>
-                <w:szCs w:val="24"/>
-              </w:rPr>
-            </w:pPr>
-            <w:r>
-              <w:rPr>
+            <w:r>
+              <w:rPr>
+                <w:rFonts w:ascii="Arial" w:hAnsi="Arial"/>
                 <w:b/>
-                <w:bCs/>
-                <w:sz w:val="24"/>
-                <w:szCs w:val="24"/>
+                <w:sz w:val="24"/>
               </w:rPr>
               <w:t>Learning Outcomes:</w:t>
             </w:r>
             <w:r>
               <w:rPr>
-                <w:sz w:val="24"/>
-                <w:szCs w:val="24"/>
-              </w:rPr>
-              <w:br/>
-              <w:t xml:space="preserve">Submit an </w:t>
-            </w:r>
-            <w:proofErr w:type="spellStart"/>
-            <w:r>
-              <w:rPr>
-                <w:sz w:val="24"/>
-                <w:szCs w:val="24"/>
-              </w:rPr>
-              <w:t>mBot</w:t>
-            </w:r>
-            <w:proofErr w:type="spellEnd"/>
-            <w:r>
-              <w:rPr>
-                <w:sz w:val="24"/>
-                <w:szCs w:val="24"/>
-              </w:rPr>
-              <w:t xml:space="preserve"> route map and command plan with at least four movement steps.</w:t>
-            </w:r>
-            <w:r>
-              <w:rPr>
-                <w:sz w:val="24"/>
-                <w:szCs w:val="24"/>
-              </w:rPr>
-              <w:br/>
-              <w:t>Create an if/then flowchart with one sensor condition, true response, false response, and explanation.</w:t>
-            </w:r>
-            <w:r>
-              <w:rPr>
-                <w:sz w:val="24"/>
-                <w:szCs w:val="24"/>
-              </w:rPr>
-              <w:br/>
-              <w:t>Complete a mini-challenge plan or reflection and demonstrate a simple robot behavior after testing.</w:t>
+                <w:rFonts w:ascii="Arial" w:hAnsi="Arial"/>
+                <w:sz w:val="24"/>
+              </w:rPr>
+              <w:br/>
+              <w:t>Submit an mBot route map and command plan with at least four movement steps.</w:t>
+            </w:r>
+            <w:r>
+              <w:rPr>
+                <w:rFonts w:ascii="Arial" w:hAnsi="Arial"/>
+                <w:sz w:val="24"/>
+              </w:rPr>
+              <w:br/>
+              <w:t>Create and test a practice ultrasonic condition with two different responses.</w:t>
+            </w:r>
+            <w:r>
+              <w:rPr>
+                <w:rFonts w:ascii="Arial" w:hAnsi="Arial"/>
+                <w:sz w:val="24"/>
+              </w:rPr>
+              <w:br/>
+              <w:t>Complete the assigned Summative #4 flowchart, program, demonstration, submission, English explanation, and equipment check.</w:t>
             </w:r>
           </w:p>
         </w:tc>
@@ -2827,7 +2764,7 @@
           </w:tcPr>
           <w:p>
             <w:pPr>
-              <w:spacing w:line="480" w:lineRule="auto"/>
+              <w:spacing w:line="300" w:lineRule="auto" w:before="0" w:after="0"/>
               <w:rPr>
                 <w:sz w:val="24"/>
                 <w:szCs w:val="24"/>
@@ -2835,235 +2772,131 @@
             </w:pPr>
             <w:r>
               <w:rPr>
+                <w:rFonts w:ascii="Arial" w:hAnsi="Arial"/>
                 <w:b/>
-                <w:bCs/>
-                <w:sz w:val="24"/>
-                <w:szCs w:val="24"/>
-              </w:rPr>
-              <w:lastRenderedPageBreak/>
+                <w:sz w:val="24"/>
+              </w:rPr>
               <w:t>Topic:</w:t>
             </w:r>
             <w:r>
               <w:rPr>
+                <w:rFonts w:ascii="Arial" w:hAnsi="Arial"/>
+                <w:b w:val="0"/>
+                <w:sz w:val="24"/>
+              </w:rPr>
+              <w:t xml:space="preserve"> Ultrasonic condition practice</w:t>
+            </w:r>
+            <w:r>
+              <w:rPr>
+                <w:rFonts w:ascii="Arial" w:hAnsi="Arial"/>
                 <w:b/>
-                <w:bCs/>
-                <w:sz w:val="24"/>
-                <w:szCs w:val="24"/>
-              </w:rPr>
-              <w:t xml:space="preserve"> </w:t>
-            </w:r>
-            <w:r>
-              <w:rPr>
-                <w:sz w:val="24"/>
-                <w:szCs w:val="24"/>
-              </w:rPr>
-              <w:t>Obstacle or line challenge</w:t>
-            </w:r>
-            <w:r>
-              <w:rPr>
-                <w:sz w:val="24"/>
-                <w:szCs w:val="24"/>
-              </w:rPr>
-              <w:br/>
-            </w:r>
-            <w:r>
-              <w:rPr>
-                <w:sz w:val="24"/>
-                <w:szCs w:val="24"/>
+                <w:sz w:val="24"/>
+              </w:rPr>
+              <w:br/>
+              <w:br/>
+              <w:t>Class Objective:</w:t>
+            </w:r>
+            <w:r>
+              <w:rPr>
+                <w:rFonts w:ascii="Arial" w:hAnsi="Arial"/>
+                <w:b w:val="0"/>
+                <w:sz w:val="24"/>
+              </w:rPr>
+              <w:br/>
+              <w:t>Practice a flowchart and mBlock program with one ultrasonic distance condition and two different robot responses.</w:t>
+            </w:r>
+            <w:r>
+              <w:rPr>
+                <w:rFonts w:ascii="Arial" w:hAnsi="Arial"/>
                 <w:b/>
-                <w:bCs/>
-              </w:rPr>
-              <w:t>Class Objective:</w:t>
-            </w:r>
-            <w:r>
-              <w:rPr>
-                <w:sz w:val="24"/>
-                <w:szCs w:val="24"/>
-              </w:rPr>
-              <w:br/>
-              <w:t>Create an if/then flowchart with one mBot sensor condition, one true response, one false response, and one sentence explaining the robot behavior.</w:t>
-            </w:r>
-            <w:r>
-              <w:rPr>
-                <w:sz w:val="24"/>
-                <w:szCs w:val="24"/>
-              </w:rPr>
-              <w:br/>
-              <w:br/>
-            </w:r>
-            <w:r>
-              <w:rPr>
+                <w:sz w:val="24"/>
+              </w:rPr>
+              <w:br/>
+              <w:br/>
+              <w:t>Pre-activities</w:t>
+            </w:r>
+            <w:r>
+              <w:rPr>
+                <w:rFonts w:ascii="Arial" w:hAnsi="Arial"/>
+                <w:b w:val="0"/>
+                <w:sz w:val="24"/>
+              </w:rPr>
+              <w:br/>
+              <w:t>Review July Week 4 vocabulary: true, false, flowchart, condition, and response.</w:t>
+            </w:r>
+            <w:r>
+              <w:rPr>
+                <w:rFonts w:ascii="Arial" w:hAnsi="Arial"/>
+                <w:b w:val="0"/>
+                <w:sz w:val="24"/>
+              </w:rPr>
+              <w:br/>
+              <w:t>Review a sample numbered distance condition with a unit.</w:t>
+            </w:r>
+            <w:r>
+              <w:rPr>
+                <w:rFonts w:ascii="Arial" w:hAnsi="Arial"/>
                 <w:b/>
-                <w:bCs/>
-                <w:sz w:val="24"/>
-                <w:szCs w:val="24"/>
-              </w:rPr>
-              <w:br/>
-              <w:t>Pre-activities</w:t>
-            </w:r>
-            <w:r>
-              <w:rPr>
-                <w:sz w:val="24"/>
-                <w:szCs w:val="24"/>
-              </w:rPr>
-              <w:br/>
-              <w:t>Review July Week 4 practice vocabulary with Blooket or a crossword puzzle (part 2).</w:t>
-            </w:r>
-            <w:r>
-              <w:rPr>
-                <w:sz w:val="24"/>
-                <w:szCs w:val="24"/>
-              </w:rPr>
-              <w:br/>
-              <w:t>true: correct or happening</w:t>
-            </w:r>
-            <w:r>
-              <w:rPr>
-                <w:sz w:val="24"/>
-                <w:szCs w:val="24"/>
-              </w:rPr>
-              <w:br/>
-              <w:t>false: not correct or not happening</w:t>
-            </w:r>
-            <w:r>
-              <w:rPr>
-                <w:sz w:val="24"/>
-                <w:szCs w:val="24"/>
-              </w:rPr>
-              <w:br/>
-              <w:t>flowchart: diagram of steps or choices</w:t>
-            </w:r>
-            <w:r>
-              <w:rPr>
-                <w:sz w:val="24"/>
-                <w:szCs w:val="24"/>
-              </w:rPr>
-              <w:br/>
-              <w:t>Check your planned condition and response.</w:t>
-            </w:r>
-            <w:r>
-              <w:rPr>
-                <w:sz w:val="24"/>
-                <w:szCs w:val="24"/>
-              </w:rPr>
-              <w:br/>
-            </w:r>
-            <w:r>
-              <w:rPr>
-                <w:sz w:val="24"/>
-                <w:szCs w:val="24"/>
-              </w:rPr>
-              <w:br/>
-            </w:r>
-            <w:r>
-              <w:rPr>
+                <w:sz w:val="24"/>
+              </w:rPr>
+              <w:br/>
+              <w:br/>
+              <w:t>While activities</w:t>
+            </w:r>
+            <w:r>
+              <w:rPr>
+                <w:rFonts w:ascii="Arial" w:hAnsi="Arial"/>
+                <w:b w:val="0"/>
+                <w:sz w:val="24"/>
+              </w:rPr>
+              <w:br/>
+              <w:t>Create a practice flowchart with Start, ultrasonic input, a numbered threshold, True and False labels, and two different responses.</w:t>
+            </w:r>
+            <w:r>
+              <w:rPr>
+                <w:rFonts w:ascii="Arial" w:hAnsi="Arial"/>
+                <w:b w:val="0"/>
+                <w:sz w:val="24"/>
+              </w:rPr>
+              <w:br/>
+              <w:t>Match the flowchart to a sample if/else program.</w:t>
+            </w:r>
+            <w:r>
+              <w:rPr>
+                <w:rFonts w:ascii="Arial" w:hAnsi="Arial"/>
+                <w:b w:val="0"/>
+                <w:sz w:val="24"/>
+              </w:rPr>
+              <w:br/>
+              <w:t>Test one sensor-triggered behavior and correct one problem.</w:t>
+            </w:r>
+            <w:r>
+              <w:rPr>
+                <w:rFonts w:ascii="Arial" w:hAnsi="Arial"/>
                 <w:b/>
-                <w:bCs/>
-                <w:sz w:val="24"/>
-                <w:szCs w:val="24"/>
-              </w:rPr>
-              <w:t>While activities</w:t>
-            </w:r>
-            <w:r>
-              <w:rPr>
-                <w:sz w:val="24"/>
-                <w:szCs w:val="24"/>
-              </w:rPr>
-              <w:br/>
-            </w:r>
-            <w:r>
-              <w:rPr>
-                <w:sz w:val="24"/>
-                <w:szCs w:val="24"/>
-                <w:highlight w:val="yellow"/>
-              </w:rPr>
-              <w:t>Complete Summative Activity #4: Create an if/then flowchart with one mBot sensor condition, one true response, one false response, and one sentence explaining the robot behavior.</w:t>
-            </w:r>
-            <w:r>
-              <w:rPr>
-                <w:sz w:val="24"/>
-                <w:szCs w:val="24"/>
-              </w:rPr>
-              <w:br/>
-              <w:t>Submit the completed flowchart in class or on Google Classroom.</w:t>
-            </w:r>
-            <w:r>
-              <w:rPr>
-                <w:sz w:val="24"/>
-                <w:szCs w:val="24"/>
-              </w:rPr>
-              <w:br/>
-            </w:r>
-            <w:r>
-              <w:rPr>
-                <w:sz w:val="24"/>
-                <w:szCs w:val="24"/>
-              </w:rPr>
-              <w:lastRenderedPageBreak/>
-              <w:t>Program one sensor-triggered behavior.</w:t>
-            </w:r>
-            <w:r>
-              <w:rPr>
-                <w:sz w:val="24"/>
-                <w:szCs w:val="24"/>
-              </w:rPr>
-              <w:br/>
-              <w:t>Test the behavior in the challenge area.</w:t>
-            </w:r>
-            <w:r>
-              <w:rPr>
-                <w:sz w:val="24"/>
-                <w:szCs w:val="24"/>
-              </w:rPr>
-              <w:br/>
-              <w:t>Debug one problem with the condition or response.</w:t>
-            </w:r>
-            <w:r>
-              <w:rPr>
-                <w:sz w:val="24"/>
-                <w:szCs w:val="24"/>
-              </w:rPr>
-              <w:br/>
-              <w:t>Improve the behavior after testing.</w:t>
-            </w:r>
-            <w:r>
-              <w:rPr>
-                <w:sz w:val="24"/>
-                <w:szCs w:val="24"/>
-              </w:rPr>
-              <w:br/>
-            </w:r>
-            <w:r>
-              <w:rPr>
-                <w:sz w:val="24"/>
-                <w:szCs w:val="24"/>
-              </w:rPr>
-              <w:br/>
-            </w:r>
-            <w:r>
-              <w:rPr>
-                <w:b/>
-                <w:bCs/>
-                <w:sz w:val="24"/>
-                <w:szCs w:val="24"/>
-              </w:rPr>
+                <w:sz w:val="24"/>
+              </w:rPr>
+              <w:br/>
+              <w:br/>
               <w:t>Post activities</w:t>
             </w:r>
             <w:r>
               <w:rPr>
-                <w:sz w:val="24"/>
-                <w:szCs w:val="24"/>
-              </w:rPr>
-              <w:br/>
-              <w:t>Show one working sensor response.</w:t>
-            </w:r>
-            <w:r>
-              <w:rPr>
-                <w:sz w:val="24"/>
-                <w:szCs w:val="24"/>
-              </w:rPr>
-              <w:br/>
-              <w:t>Record one test result and one improvement.</w:t>
+                <w:rFonts w:ascii="Arial" w:hAnsi="Arial"/>
+                <w:b w:val="0"/>
+                <w:sz w:val="24"/>
+              </w:rPr>
+              <w:br/>
+              <w:t>Show the corrected practice response.</w:t>
+            </w:r>
+            <w:r>
+              <w:rPr>
+                <w:rFonts w:ascii="Arial" w:hAnsi="Arial"/>
+                <w:b w:val="0"/>
+                <w:sz w:val="24"/>
+              </w:rPr>
+              <w:br/>
+              <w:t>Explain which response runs when the condition is true.</w:t>
             </w:r>
           </w:p>
         </w:tc>
@@ -3240,7 +3073,7 @@
           </w:tcPr>
           <w:p>
             <w:pPr>
-              <w:spacing w:line="480" w:lineRule="auto"/>
+              <w:spacing w:line="300" w:lineRule="auto" w:before="0" w:after="0"/>
               <w:rPr>
                 <w:sz w:val="24"/>
                 <w:szCs w:val="24"/>
@@ -3248,241 +3081,131 @@
             </w:pPr>
             <w:r>
               <w:rPr>
+                <w:rFonts w:ascii="Arial" w:hAnsi="Arial"/>
                 <w:b/>
-                <w:bCs/>
-                <w:sz w:val="24"/>
-                <w:szCs w:val="24"/>
-              </w:rPr>
-              <w:t>Topic</w:t>
-            </w:r>
-            <w:r>
-              <w:rPr>
-                <w:sz w:val="24"/>
-                <w:szCs w:val="24"/>
-              </w:rPr>
-              <w:t>:</w:t>
-            </w:r>
-            <w:r>
-              <w:rPr>
-                <w:sz w:val="24"/>
-                <w:szCs w:val="24"/>
-              </w:rPr>
-              <w:t xml:space="preserve"> </w:t>
-            </w:r>
-            <w:r>
-              <w:rPr>
-                <w:sz w:val="24"/>
-                <w:szCs w:val="24"/>
-              </w:rPr>
-              <w:t>Plan a mini-challenge</w:t>
-            </w:r>
-            <w:r>
-              <w:rPr>
-                <w:sz w:val="24"/>
-                <w:szCs w:val="24"/>
-              </w:rPr>
-              <w:br/>
-            </w:r>
-            <w:r>
-              <w:rPr>
-                <w:sz w:val="24"/>
-                <w:szCs w:val="24"/>
-              </w:rPr>
-              <w:br/>
-            </w:r>
-            <w:r>
-              <w:rPr>
-                <w:sz w:val="24"/>
-                <w:szCs w:val="24"/>
+                <w:sz w:val="24"/>
+              </w:rPr>
+              <w:t>Topic:</w:t>
+            </w:r>
+            <w:r>
+              <w:rPr>
+                <w:rFonts w:ascii="Arial" w:hAnsi="Arial"/>
+                <w:b w:val="0"/>
+                <w:sz w:val="24"/>
+              </w:rPr>
+              <w:t xml:space="preserve"> Prepare for Summative 4</w:t>
+            </w:r>
+            <w:r>
+              <w:rPr>
+                <w:rFonts w:ascii="Arial" w:hAnsi="Arial"/>
                 <w:b/>
-                <w:bCs/>
-              </w:rPr>
+                <w:sz w:val="24"/>
+              </w:rPr>
+              <w:br/>
+              <w:br/>
               <w:t>Class Objective:</w:t>
             </w:r>
             <w:r>
               <w:rPr>
-                <w:sz w:val="24"/>
-                <w:szCs w:val="24"/>
-              </w:rPr>
-              <w:br/>
-              <w:t>Plan your mini-challenge with a goal, commands, test area, and success rule.</w:t>
-            </w:r>
-            <w:r>
-              <w:rPr>
-                <w:sz w:val="24"/>
-                <w:szCs w:val="24"/>
-              </w:rPr>
-              <w:br/>
-              <w:br/>
-            </w:r>
-            <w:r>
-              <w:rPr>
+                <w:rFonts w:ascii="Arial" w:hAnsi="Arial"/>
+                <w:b w:val="0"/>
+                <w:sz w:val="24"/>
+              </w:rPr>
+              <w:br/>
+              <w:t>Interpret the assigned ultrasonic sensor task and organize the required flowchart, code, demonstration, and explanation evidence.</w:t>
+            </w:r>
+            <w:r>
+              <w:rPr>
+                <w:rFonts w:ascii="Arial" w:hAnsi="Arial"/>
                 <w:b/>
-                <w:bCs/>
-                <w:sz w:val="24"/>
-                <w:szCs w:val="24"/>
-              </w:rPr>
+                <w:sz w:val="24"/>
+              </w:rPr>
+              <w:br/>
+              <w:br/>
               <w:t>Pre-activities</w:t>
             </w:r>
             <w:r>
               <w:rPr>
-                <w:sz w:val="24"/>
-                <w:szCs w:val="24"/>
-              </w:rPr>
-              <w:br/>
-              <w:t>Answer the warm-up question: What should your robot do by the end of the challenge?</w:t>
-            </w:r>
-          </w:p>
-          <w:p>
-            <w:pPr>
-              <w:spacing w:line="480" w:lineRule="auto"/>
-              <w:rPr>
-                <w:sz w:val="24"/>
-                <w:szCs w:val="24"/>
-              </w:rPr>
-            </w:pPr>
-            <w:r>
-              <w:rPr>
-                <w:sz w:val="24"/>
-                <w:szCs w:val="24"/>
-              </w:rPr>
-              <w:br/>
-              <w:t xml:space="preserve">Review July Week 5 practice vocabulary with a quick matching </w:t>
-            </w:r>
-            <w:r>
-              <w:rPr>
-                <w:sz w:val="24"/>
-                <w:szCs w:val="24"/>
-              </w:rPr>
-              <w:lastRenderedPageBreak/>
-              <w:t>activity.</w:t>
-            </w:r>
-            <w:r>
-              <w:rPr>
-                <w:sz w:val="24"/>
-                <w:szCs w:val="24"/>
-              </w:rPr>
-              <w:br/>
-              <w:t>test area: space used for trying work</w:t>
-            </w:r>
-            <w:r>
-              <w:rPr>
-                <w:sz w:val="24"/>
-                <w:szCs w:val="24"/>
-              </w:rPr>
-              <w:br/>
-              <w:t>commands: program instructions</w:t>
-            </w:r>
-            <w:r>
-              <w:rPr>
-                <w:sz w:val="24"/>
-                <w:szCs w:val="24"/>
-              </w:rPr>
-              <w:br/>
-              <w:t>blocks: coding pieces</w:t>
-            </w:r>
-          </w:p>
-          <w:p>
-            <w:pPr>
-              <w:spacing w:line="480" w:lineRule="auto"/>
-              <w:rPr>
-                <w:sz w:val="24"/>
-                <w:szCs w:val="24"/>
-              </w:rPr>
-            </w:pPr>
-            <w:r>
-              <w:rPr>
-                <w:sz w:val="24"/>
-                <w:szCs w:val="24"/>
-              </w:rPr>
-              <w:br/>
-              <w:t>Choose a realistic goal using movement plus one output or sensor.</w:t>
-            </w:r>
-            <w:r>
-              <w:rPr>
-                <w:sz w:val="24"/>
-                <w:szCs w:val="24"/>
-              </w:rPr>
-              <w:br/>
-            </w:r>
-            <w:r>
-              <w:rPr>
-                <w:sz w:val="24"/>
-                <w:szCs w:val="24"/>
-              </w:rPr>
-              <w:br/>
-            </w:r>
-            <w:r>
-              <w:rPr>
+                <w:rFonts w:ascii="Arial" w:hAnsi="Arial"/>
+                <w:b w:val="0"/>
+                <w:sz w:val="24"/>
+              </w:rPr>
+              <w:br/>
+              <w:t>Review the Summative #4 task sheet and rubric.</w:t>
+            </w:r>
+            <w:r>
+              <w:rPr>
+                <w:rFonts w:ascii="Arial" w:hAnsi="Arial"/>
+                <w:b w:val="0"/>
+                <w:sz w:val="24"/>
+              </w:rPr>
+              <w:br/>
+              <w:t>Review July Week 5 vocabulary: ultrasonic sensor, threshold, branch, upload, demonstrate, and assigned.</w:t>
+            </w:r>
+            <w:r>
+              <w:rPr>
+                <w:rFonts w:ascii="Arial" w:hAnsi="Arial"/>
                 <w:b/>
-                <w:bCs/>
-                <w:sz w:val="24"/>
-                <w:szCs w:val="24"/>
-              </w:rPr>
+                <w:sz w:val="24"/>
+              </w:rPr>
+              <w:br/>
+              <w:br/>
               <w:t>While activities</w:t>
             </w:r>
             <w:r>
               <w:rPr>
-                <w:sz w:val="24"/>
-                <w:szCs w:val="24"/>
-              </w:rPr>
-              <w:br/>
-              <w:t>Plan your mini-challenge with a goal, commands, test area, and success rule.</w:t>
-            </w:r>
-            <w:r>
-              <w:rPr>
-                <w:sz w:val="24"/>
-                <w:szCs w:val="24"/>
-              </w:rPr>
-              <w:br/>
-              <w:t>List the mBot cards or blocks you will need.</w:t>
-            </w:r>
-            <w:r>
-              <w:rPr>
-                <w:sz w:val="24"/>
-                <w:szCs w:val="24"/>
-              </w:rPr>
-              <w:br/>
-              <w:t>Check that your goal is possible in class time.</w:t>
-            </w:r>
-            <w:r>
-              <w:rPr>
-                <w:sz w:val="24"/>
-                <w:szCs w:val="24"/>
-              </w:rPr>
-              <w:br/>
-            </w:r>
-            <w:r>
-              <w:rPr>
-                <w:sz w:val="24"/>
-                <w:szCs w:val="24"/>
-              </w:rPr>
-              <w:br/>
-            </w:r>
-            <w:r>
-              <w:rPr>
+                <w:rFonts w:ascii="Arial" w:hAnsi="Arial"/>
+                <w:b w:val="0"/>
+                <w:sz w:val="24"/>
+              </w:rPr>
+              <w:br/>
+              <w:t>Examine the teacher-assigned project, distance threshold, and required True and False responses.</w:t>
+            </w:r>
+            <w:r>
+              <w:rPr>
+                <w:rFonts w:ascii="Arial" w:hAnsi="Arial"/>
+                <w:b w:val="0"/>
+                <w:sz w:val="24"/>
+              </w:rPr>
+              <w:br/>
+              <w:t>Label the nine required flowchart features.</w:t>
+            </w:r>
+            <w:r>
+              <w:rPr>
+                <w:rFonts w:ascii="Arial" w:hAnsi="Arial"/>
+                <w:b w:val="0"/>
+                <w:sz w:val="24"/>
+              </w:rPr>
+              <w:br/>
+              <w:t>Rehearse the English explanation using at least three task vocabulary words.</w:t>
+            </w:r>
+            <w:r>
+              <w:rPr>
+                <w:rFonts w:ascii="Arial" w:hAnsi="Arial"/>
+                <w:b w:val="0"/>
+                <w:sz w:val="24"/>
+              </w:rPr>
+              <w:br/>
+              <w:t>Confirm partner roles and equipment procedures.</w:t>
+            </w:r>
+            <w:r>
+              <w:rPr>
+                <w:rFonts w:ascii="Arial" w:hAnsi="Arial"/>
                 <w:b/>
-                <w:bCs/>
-                <w:sz w:val="24"/>
-                <w:szCs w:val="24"/>
-              </w:rPr>
+                <w:sz w:val="24"/>
+              </w:rPr>
+              <w:br/>
+              <w:br/>
               <w:t>Post activities</w:t>
             </w:r>
             <w:r>
               <w:rPr>
-                <w:sz w:val="24"/>
-                <w:szCs w:val="24"/>
-              </w:rPr>
-              <w:br/>
-              <w:t>Submit your mini-challenge plan.</w:t>
-            </w:r>
-            <w:r>
-              <w:rPr>
-                <w:sz w:val="24"/>
-                <w:szCs w:val="24"/>
-              </w:rPr>
-              <w:br/>
-              <w:t>Write one question you need to solve next class.</w:t>
+                <w:rFonts w:ascii="Arial" w:hAnsi="Arial"/>
+                <w:b w:val="0"/>
+                <w:sz w:val="24"/>
+              </w:rPr>
+              <w:br/>
+              <w:t>Complete a readiness check for the flowchart, assigned project, English explanation, and numbered mBot kit.</w:t>
             </w:r>
           </w:p>
         </w:tc>
@@ -3498,7 +3221,7 @@
           </w:tcPr>
           <w:p>
             <w:pPr>
-              <w:spacing w:line="480" w:lineRule="auto"/>
+              <w:spacing w:line="300" w:lineRule="auto" w:before="0" w:after="0"/>
               <w:rPr>
                 <w:sz w:val="24"/>
                 <w:szCs w:val="24"/>
@@ -3506,246 +3229,114 @@
             </w:pPr>
             <w:r>
               <w:rPr>
+                <w:rFonts w:ascii="Arial" w:hAnsi="Arial"/>
                 <w:b/>
-                <w:bCs/>
-                <w:sz w:val="24"/>
-                <w:szCs w:val="24"/>
-              </w:rPr>
-              <w:lastRenderedPageBreak/>
+                <w:sz w:val="24"/>
+              </w:rPr>
               <w:t>Topic:</w:t>
             </w:r>
             <w:r>
               <w:rPr>
+                <w:rFonts w:ascii="Arial" w:hAnsi="Arial"/>
+                <w:b w:val="0"/>
+                <w:sz w:val="24"/>
+              </w:rPr>
+              <w:t xml:space="preserve"> Summative 4 - Ultrasonic Sensor Task</w:t>
+            </w:r>
+            <w:r>
+              <w:rPr>
+                <w:rFonts w:ascii="Arial" w:hAnsi="Arial"/>
                 <w:b/>
-                <w:bCs/>
-                <w:sz w:val="24"/>
-                <w:szCs w:val="24"/>
-              </w:rPr>
-              <w:t xml:space="preserve"> </w:t>
-            </w:r>
-            <w:proofErr w:type="spellStart"/>
-            <w:r>
-              <w:rPr>
-                <w:sz w:val="24"/>
-                <w:szCs w:val="24"/>
-              </w:rPr>
-              <w:t>mBot</w:t>
-            </w:r>
-            <w:proofErr w:type="spellEnd"/>
-            <w:r>
-              <w:rPr>
-                <w:sz w:val="24"/>
-                <w:szCs w:val="24"/>
-              </w:rPr>
-              <w:t xml:space="preserve"> mini-challenge practice</w:t>
-            </w:r>
-            <w:r>
-              <w:rPr>
-                <w:sz w:val="24"/>
-                <w:szCs w:val="24"/>
-              </w:rPr>
-              <w:br/>
-            </w:r>
-            <w:r>
-              <w:rPr>
-                <w:sz w:val="24"/>
-                <w:szCs w:val="24"/>
-              </w:rPr>
-              <w:br/>
-            </w:r>
-            <w:r>
-              <w:rPr>
-                <w:sz w:val="24"/>
-                <w:szCs w:val="24"/>
+                <w:sz w:val="24"/>
+              </w:rPr>
+              <w:br/>
+              <w:br/>
+              <w:t>Class Objective:</w:t>
+            </w:r>
+            <w:r>
+              <w:rPr>
+                <w:rFonts w:ascii="Arial" w:hAnsi="Arial"/>
+                <w:b w:val="0"/>
+                <w:sz w:val="24"/>
+              </w:rPr>
+              <w:br/>
+              <w:t>Complete the teacher-assigned mBot ultrasonic sensor flowchart and programming task.</w:t>
+            </w:r>
+            <w:r>
+              <w:rPr>
+                <w:rFonts w:ascii="Arial" w:hAnsi="Arial"/>
                 <w:b/>
-                <w:bCs/>
-              </w:rPr>
-              <w:t>Class Objective:</w:t>
-            </w:r>
-            <w:r>
-              <w:rPr>
-                <w:sz w:val="24"/>
-                <w:szCs w:val="24"/>
-              </w:rPr>
-              <w:br/>
-              <w:t>Build and test your chosen mini-challenge.</w:t>
-            </w:r>
-            <w:r>
-              <w:rPr>
-                <w:sz w:val="24"/>
-                <w:szCs w:val="24"/>
-              </w:rPr>
-              <w:br/>
-              <w:br/>
-            </w:r>
-            <w:r>
-              <w:rPr>
+                <w:sz w:val="24"/>
+              </w:rPr>
+              <w:br/>
+              <w:br/>
+              <w:t>Pre-activities</w:t>
+            </w:r>
+            <w:r>
+              <w:rPr>
+                <w:rFonts w:ascii="Arial" w:hAnsi="Arial"/>
+                <w:b w:val="0"/>
+                <w:sz w:val="24"/>
+              </w:rPr>
+              <w:br/>
+              <w:t>Open the assigned mBlock project, collect the numbered mBot kit, and review partner roles.</w:t>
+            </w:r>
+            <w:r>
+              <w:rPr>
+                <w:rFonts w:ascii="Arial" w:hAnsi="Arial"/>
+                <w:b w:val="0"/>
+                <w:sz w:val="24"/>
+              </w:rPr>
+              <w:br/>
+              <w:t>Review July Week 5 vocabulary: upload, demonstrate, assigned, threshold, and branch.</w:t>
+            </w:r>
+            <w:r>
+              <w:rPr>
+                <w:rFonts w:ascii="Arial" w:hAnsi="Arial"/>
                 <w:b/>
-                <w:bCs/>
-                <w:sz w:val="24"/>
-                <w:szCs w:val="24"/>
-              </w:rPr>
-              <w:t>Pre-activities</w:t>
-            </w:r>
-            <w:r>
-              <w:rPr>
-                <w:sz w:val="24"/>
-                <w:szCs w:val="24"/>
-              </w:rPr>
-              <w:br/>
-              <w:t>Review your mini-challenge plan.</w:t>
-            </w:r>
-            <w:r>
-              <w:rPr>
-                <w:sz w:val="24"/>
-                <w:szCs w:val="24"/>
-              </w:rPr>
-              <w:br/>
-              <w:t>Prepare the robot, cards, and test area.</w:t>
-            </w:r>
-          </w:p>
-          <w:p>
-            <w:pPr>
-              <w:spacing w:line="480" w:lineRule="auto"/>
-              <w:rPr>
-                <w:sz w:val="24"/>
-                <w:szCs w:val="24"/>
-              </w:rPr>
-            </w:pPr>
-          </w:p>
-          <w:p>
-            <w:pPr>
-              <w:spacing w:line="480" w:lineRule="auto"/>
-              <w:rPr>
-                <w:sz w:val="24"/>
-                <w:szCs w:val="24"/>
-              </w:rPr>
-            </w:pPr>
-            <w:r>
-              <w:rPr>
-                <w:sz w:val="24"/>
-                <w:szCs w:val="24"/>
-              </w:rPr>
-              <w:lastRenderedPageBreak/>
-              <w:t>Review July Week 5 practice vocabulary with a quick matching activity.</w:t>
-            </w:r>
-            <w:r>
-              <w:rPr>
-                <w:sz w:val="24"/>
-                <w:szCs w:val="24"/>
-              </w:rPr>
-              <w:br/>
-              <w:t>challenge: task that takes effort</w:t>
-            </w:r>
-            <w:r>
-              <w:rPr>
-                <w:sz w:val="24"/>
-                <w:szCs w:val="24"/>
-              </w:rPr>
-              <w:br/>
-              <w:t>goal: what you are trying to do</w:t>
-            </w:r>
-            <w:r>
-              <w:rPr>
-                <w:sz w:val="24"/>
-                <w:szCs w:val="24"/>
-              </w:rPr>
-              <w:br/>
-              <w:t>success rule: rule that says the task worked</w:t>
-            </w:r>
-            <w:r>
-              <w:rPr>
-                <w:sz w:val="24"/>
-                <w:szCs w:val="24"/>
-              </w:rPr>
-              <w:br/>
-            </w:r>
-            <w:r>
-              <w:rPr>
-                <w:sz w:val="24"/>
-                <w:szCs w:val="24"/>
-              </w:rPr>
-              <w:br/>
-            </w:r>
-            <w:r>
-              <w:rPr>
+                <w:sz w:val="24"/>
+              </w:rPr>
+              <w:br/>
+              <w:br/>
+              <w:t>While activities</w:t>
+            </w:r>
+            <w:r>
+              <w:rPr>
+                <w:rFonts w:ascii="Arial" w:hAnsi="Arial"/>
+                <w:b w:val="0"/>
+                <w:sz w:val="24"/>
+                <w:highlight w:val="yellow"/>
+              </w:rPr>
+              <w:br/>
+              <w:t>Complete Summative Activity #4: With a partner, create a flowchart showing how the mBot uses its ultrasonic sensor to choose between two responses; modify the assigned mBlock project; connect, run or upload, and demonstrate the behavior; save and submit the project; explain the sensor condition and responses in English; and follow all equipment-handling and return procedures.</w:t>
+            </w:r>
+            <w:r>
+              <w:rPr>
+                <w:rFonts w:ascii="Arial" w:hAnsi="Arial"/>
                 <w:b/>
-                <w:bCs/>
-                <w:sz w:val="24"/>
-                <w:szCs w:val="24"/>
-              </w:rPr>
-              <w:t>While activities</w:t>
-            </w:r>
-            <w:r>
-              <w:rPr>
-                <w:sz w:val="24"/>
-                <w:szCs w:val="24"/>
-              </w:rPr>
-              <w:br/>
-              <w:t>Build and test your chosen mini-challenge.</w:t>
-            </w:r>
-            <w:r>
-              <w:rPr>
-                <w:sz w:val="24"/>
-                <w:szCs w:val="24"/>
-              </w:rPr>
-              <w:br/>
-              <w:t>Record one problem and one improvement.</w:t>
-            </w:r>
-            <w:r>
-              <w:rPr>
-                <w:sz w:val="24"/>
-                <w:szCs w:val="24"/>
-              </w:rPr>
-              <w:br/>
-              <w:t>Ask another group to watch your test and give one suggestion.</w:t>
-            </w:r>
-            <w:r>
-              <w:rPr>
-                <w:sz w:val="24"/>
-                <w:szCs w:val="24"/>
-              </w:rPr>
-              <w:br/>
-              <w:t>Improve your program after feedback.</w:t>
-            </w:r>
-            <w:r>
-              <w:rPr>
-                <w:sz w:val="24"/>
-                <w:szCs w:val="24"/>
-              </w:rPr>
-              <w:br/>
-            </w:r>
-            <w:r>
-              <w:rPr>
-                <w:sz w:val="24"/>
-                <w:szCs w:val="24"/>
-              </w:rPr>
-              <w:br/>
-            </w:r>
-            <w:r>
-              <w:rPr>
-                <w:b/>
-                <w:bCs/>
-                <w:sz w:val="24"/>
-                <w:szCs w:val="24"/>
-              </w:rPr>
+                <w:sz w:val="24"/>
+              </w:rPr>
+              <w:br/>
+              <w:br/>
               <w:t>Post activities</w:t>
             </w:r>
             <w:r>
               <w:rPr>
-                <w:sz w:val="24"/>
-                <w:szCs w:val="24"/>
-              </w:rPr>
-              <w:br/>
-              <w:t>Demonstrate your best attempt.</w:t>
-            </w:r>
-            <w:r>
-              <w:rPr>
-                <w:sz w:val="24"/>
-                <w:szCs w:val="24"/>
-              </w:rPr>
-              <w:br/>
-              <w:t>Reflect on what you will improve in August.</w:t>
+                <w:rFonts w:ascii="Arial" w:hAnsi="Arial"/>
+                <w:b w:val="0"/>
+                <w:sz w:val="24"/>
+              </w:rPr>
+              <w:br/>
+              <w:t>Submit the flowchart and saved project.</w:t>
+            </w:r>
+            <w:r>
+              <w:rPr>
+                <w:rFonts w:ascii="Arial" w:hAnsi="Arial"/>
+                <w:b w:val="0"/>
+                <w:sz w:val="24"/>
+              </w:rPr>
+              <w:br/>
+              <w:t>Demonstrate both responses and complete the equipment return check.</w:t>
             </w:r>
           </w:p>
         </w:tc>
